--- a/Evolution/chapters/24 - Evolution, Analogy, Language and Culture - Hofstadter.docx
+++ b/Evolution/chapters/24 - Evolution, Analogy, Language and Culture - Hofstadter.docx
@@ -14,7 +14,7 @@
     </w:p>
     <w:p>
       <w:pPr>
-        <w:pStyle w:val="Heading1"/>
+        <w:pStyle w:val="ChapterLabel"/>
         <w:ind w:left="0" w:right="0" w:firstLine="0"/>
         <w:jc w:val="center"/>
       </w:pPr>
@@ -34,7 +34,7 @@
     </w:p>
     <w:p>
       <w:pPr>
-        <w:pStyle w:val="Heading1"/>
+        <w:pStyle w:val="Heading2"/>
         <w:ind w:left="0" w:right="0" w:firstLine="0"/>
         <w:jc w:val="center"/>
       </w:pPr>
@@ -92,6 +92,20 @@
       <w:r>
         <w:br/>
         <w:br/>
+        <w:t xml:space="preserve">Douglas Hofstadter and the psychologist Emmanuel Sander argue, in their 2013 book </w:t>
+      </w:r>
+      <w:r>
+        <w:rPr>
+          <w:i/>
+        </w:rPr>
+        <w:t>Surfaces and Essences</w:t>
+      </w:r>
+      <w:r>
+        <w:t>, that analogy is not a party trick of clever people but the core of all thinking.</w:t>
+      </w:r>
+      <w:r>
+        <w:br/>
+        <w:br/>
         <w:t>Analogy just means noticing that one thing is like another.</w:t>
       </w:r>
       <w:r>
@@ -104,23 +118,9 @@
         <w:br/>
         <w:t>Those four words may be one of the most important tools human intelligence ever built.</w:t>
       </w:r>
-    </w:p>
-    <w:p>
-      <w:pPr>
-        <w:pStyle w:val="Heading1"/>
-        <w:ind w:left="0" w:right="0" w:firstLine="0"/>
-        <w:jc w:val="center"/>
-      </w:pPr>
       <w:r>
-        <w:t>Why Analogy Would Be Useful to an Animal</w:t>
-      </w:r>
-    </w:p>
-    <w:p>
-      <w:pPr>
-        <w:ind w:left="0" w:right="0" w:firstLine="0"/>
-        <w:jc w:val="center"/>
-      </w:pPr>
-      <w:r>
+        <w:br/>
+        <w:br/>
         <w:t>Picture an animal meeting a strange predator for the first time.</w:t>
       </w:r>
       <w:r>
@@ -168,23 +168,9 @@
         <w:br/>
         <w:t>So evolution had a reason to favor brains that generalize from past experience to new danger.</w:t>
       </w:r>
-    </w:p>
-    <w:p>
-      <w:pPr>
-        <w:pStyle w:val="Heading1"/>
-        <w:ind w:left="0" w:right="0" w:firstLine="0"/>
-        <w:jc w:val="center"/>
-      </w:pPr>
       <w:r>
-        <w:t>Humans Take the Trick Much Further</w:t>
-      </w:r>
-    </w:p>
-    <w:p>
-      <w:pPr>
-        <w:ind w:left="0" w:right="0" w:firstLine="0"/>
-        <w:jc w:val="center"/>
-      </w:pPr>
-      <w:r>
+        <w:br/>
+        <w:br/>
         <w:t>Humans do not just notice that two situations are similar.</w:t>
       </w:r>
       <w:r>
@@ -220,7 +206,7 @@
     </w:p>
     <w:p>
       <w:pPr>
-        <w:pStyle w:val="Heading1"/>
+        <w:pStyle w:val="Heading2"/>
         <w:ind w:left="0" w:right="0" w:firstLine="0"/>
         <w:jc w:val="center"/>
       </w:pPr>
@@ -279,12 +265,12 @@
     </w:p>
     <w:p>
       <w:pPr>
-        <w:pStyle w:val="Heading1"/>
+        <w:pStyle w:val="Heading2"/>
         <w:ind w:left="0" w:right="0" w:firstLine="0"/>
         <w:jc w:val="center"/>
       </w:pPr>
       <w:r>
-        <w:t>The Genetic and Cultural Worlds</w:t>
+        <w:t>A Second, Faster Evolution</w:t>
       </w:r>
     </w:p>
     <w:p>
@@ -330,69 +316,119 @@
         <w:br/>
         <w:t>That is a feedback loop: biology and culture keep pushing back on each other.</w:t>
       </w:r>
+      <w:r>
+        <w:br/>
+        <w:br/>
+        <w:t>Genetic evolution is slow, measured in generations.</w:t>
+      </w:r>
+      <w:r>
+        <w:br/>
+        <w:br/>
+        <w:t>Cultural evolution can be astonishingly fast.</w:t>
+      </w:r>
+      <w:r>
+        <w:br/>
+        <w:br/>
+        <w:t>A useful idea can spread across a population in days.</w:t>
+      </w:r>
+      <w:r>
+        <w:br/>
+        <w:br/>
+        <w:t>A new word can become common in a few years.</w:t>
+      </w:r>
+      <w:r>
+        <w:br/>
+        <w:br/>
+        <w:t>A technology can transform a whole society within one generation.</w:t>
+      </w:r>
+      <w:r>
+        <w:br/>
+        <w:br/>
+        <w:t>The information is no longer traveling only through DNA.</w:t>
+      </w:r>
+      <w:r>
+        <w:br/>
+        <w:br/>
+        <w:t>It is traveling through brains, conversations, and social networks instead.</w:t>
+      </w:r>
+      <w:r>
+        <w:br/>
+        <w:br/>
+        <w:t>Evolution effectively gained a second delivery system, running on top of the first.</w:t>
+      </w:r>
+      <w:r>
+        <w:br/>
+        <w:br/>
+        <w:t>Once culture exists, people are no longer adapting only to climate, predators, and food.</w:t>
+      </w:r>
+      <w:r>
+        <w:br/>
+        <w:br/>
+        <w:t>They are also adapting to other people's ideas.</w:t>
+      </w:r>
+      <w:r>
+        <w:br/>
+        <w:br/>
+        <w:t>Someone who can learn the local language has an advantage in a language-speaking society.</w:t>
+      </w:r>
+      <w:r>
+        <w:br/>
+        <w:br/>
+        <w:t>Someone who can read gets access to everything a culture has already written down.</w:t>
+      </w:r>
+      <w:r>
+        <w:br/>
+        <w:br/>
+        <w:t>Someone who understands the group's unwritten rules can navigate it more smoothly.</w:t>
+      </w:r>
+      <w:r>
+        <w:br/>
+        <w:br/>
+        <w:t>Culture changes the very environment that minds have to survive in.</w:t>
+      </w:r>
+      <w:r>
+        <w:br/>
+        <w:br/>
+        <w:t>Chapter 21 showed a real case: dairy farming, a cultural habit, made the ability to digest milk as an adult spread through the genes of the herding peoples who practiced it.</w:t>
+      </w:r>
+      <w:r>
+        <w:br/>
+        <w:br/>
+        <w:t>Genes build brains, brains build culture, and culture changes the pressures that select genes.</w:t>
+      </w:r>
+      <w:r>
+        <w:br/>
+        <w:br/>
+        <w:t>This is not a neat circle with an obvious starting point.</w:t>
+      </w:r>
+      <w:r>
+        <w:br/>
+        <w:br/>
+        <w:t xml:space="preserve">It is a </w:t>
+      </w:r>
+      <w:r>
+        <w:rPr>
+          <w:b/>
+        </w:rPr>
+        <w:t>feedback loop</w:t>
+      </w:r>
+      <w:r>
+        <w:t>, a system where each output loops back around to become part of the next input.</w:t>
+      </w:r>
+      <w:r>
+        <w:br/>
+        <w:br/>
+        <w:t>Biological evolution and cultural evolution keep pushing on each other, neither one ever fully in charge.</w:t>
+      </w:r>
     </w:p>
     <w:p>
       <w:pPr>
-        <w:pStyle w:val="Heading1"/>
+        <w:pStyle w:val="Heading2"/>
         <w:ind w:left="0" w:right="0" w:firstLine="0"/>
         <w:jc w:val="center"/>
       </w:pPr>
       <w:r>
-        <w:t>A Very Fast Second Evolution</w:t>
-      </w:r>
-    </w:p>
-    <w:p>
-      <w:pPr>
-        <w:ind w:left="0" w:right="0" w:firstLine="0"/>
-        <w:jc w:val="center"/>
-      </w:pPr>
-      <w:r>
-        <w:t>Genetic evolution is slow, measured in generations.</w:t>
-      </w:r>
-      <w:r>
-        <w:br/>
-        <w:br/>
-        <w:t>Cultural evolution can be astonishingly fast.</w:t>
-      </w:r>
-      <w:r>
-        <w:br/>
-        <w:br/>
-        <w:t>A useful idea can spread across a population in days.</w:t>
-      </w:r>
-      <w:r>
-        <w:br/>
-        <w:br/>
-        <w:t>A new word can become common in a few years.</w:t>
-      </w:r>
-      <w:r>
-        <w:br/>
-        <w:br/>
-        <w:t>A technology can transform a whole society within one generation.</w:t>
-      </w:r>
-      <w:r>
-        <w:br/>
-        <w:br/>
-        <w:t>The information is no longer traveling only through DNA.</w:t>
-      </w:r>
-      <w:r>
-        <w:br/>
-        <w:br/>
-        <w:t>It is traveling through brains, conversations, and social networks instead.</w:t>
-      </w:r>
-      <w:r>
-        <w:br/>
-        <w:br/>
-        <w:t>Evolution effectively gained a second delivery system, running on top of the first.</w:t>
-      </w:r>
-    </w:p>
-    <w:p>
-      <w:pPr>
-        <w:pStyle w:val="Heading1"/>
-        <w:ind w:left="0" w:right="0" w:firstLine="0"/>
-        <w:jc w:val="center"/>
-      </w:pPr>
-      <w:r>
-        <w:t>Why Stories Are So Powerful</w:t>
+        <w:t>Stories, and What Survives the Retelling</w:t>
       </w:r>
     </w:p>
     <w:p>
@@ -443,54 +479,40 @@
         <w:br/>
         <w:t>It can be a compact package for smuggling behavior, social rules, warnings, and strategies into somebody else's head.</w:t>
       </w:r>
-    </w:p>
-    <w:p>
-      <w:pPr>
-        <w:pStyle w:val="Heading1"/>
-        <w:ind w:left="0" w:right="0" w:firstLine="0"/>
-        <w:jc w:val="center"/>
-      </w:pPr>
       <w:r>
-        <w:t>Translation Changes What Survives</w:t>
-      </w:r>
-    </w:p>
-    <w:p>
-      <w:pPr>
-        <w:ind w:left="0" w:right="0" w:firstLine="0"/>
-        <w:jc w:val="center"/>
-      </w:pPr>
-      <w:r>
+        <w:br/>
+        <w:br/>
         <w:t>When information moves from one mind to another, it is rarely copied perfectly.</w:t>
       </w:r>
       <w:r>
         <w:br/>
         <w:br/>
-        <w:t>Someone tells a story.</w:t>
+        <w:t>In the 1930s, the Cambridge psychologist Frederic Bartlett tested this.</w:t>
       </w:r>
       <w:r>
         <w:br/>
         <w:br/>
-        <w:t>Another person remembers a version of it.</w:t>
+        <w:t>He had English students read a Native American folk tale called “The War of the Ghosts,” then retell it from memory, and passed each retelling on to the next person.</w:t>
       </w:r>
       <w:r>
         <w:br/>
         <w:br/>
-        <w:t>That person retells it, a little differently.</w:t>
+        <w:t>With every round the story got shorter.</w:t>
       </w:r>
       <w:r>
         <w:br/>
         <w:br/>
-        <w:t>Details drift.</w:t>
+        <w:t>Strange details vanished or turned into familiar ones: canoes became boats, and the ghostly parts were explained away.</w:t>
       </w:r>
       <w:r>
         <w:br/>
         <w:br/>
-        <w:t>The important pattern usually survives.</w:t>
+        <w:t>The overall shape survived.</w:t>
       </w:r>
       <w:r>
         <w:br/>
         <w:br/>
-        <w:t>Smaller details often disappear.</w:t>
+        <w:t>The oddities did not.</w:t>
       </w:r>
       <w:r>
         <w:br/>
@@ -515,51 +537,7 @@
     </w:p>
     <w:p>
       <w:pPr>
-        <w:pStyle w:val="Heading1"/>
-        <w:ind w:left="0" w:right="0" w:firstLine="0"/>
-        <w:jc w:val="center"/>
-      </w:pPr>
-      <w:r>
-        <w:t>Culture Can Become a Selection Environment</w:t>
-      </w:r>
-    </w:p>
-    <w:p>
-      <w:pPr>
-        <w:ind w:left="0" w:right="0" w:firstLine="0"/>
-        <w:jc w:val="center"/>
-      </w:pPr>
-      <w:r>
-        <w:t>Once culture exists, people are no longer adapting only to climate, predators, and food.</w:t>
-      </w:r>
-      <w:r>
-        <w:br/>
-        <w:br/>
-        <w:t>They are also adapting to other people's ideas.</w:t>
-      </w:r>
-      <w:r>
-        <w:br/>
-        <w:br/>
-        <w:t>Someone who can learn the local language has an advantage in a language-speaking society.</w:t>
-      </w:r>
-      <w:r>
-        <w:br/>
-        <w:br/>
-        <w:t>Someone who can read gets access to everything a culture has already written down.</w:t>
-      </w:r>
-      <w:r>
-        <w:br/>
-        <w:br/>
-        <w:t>Someone who understands the group's unwritten rules can navigate it more smoothly.</w:t>
-      </w:r>
-      <w:r>
-        <w:br/>
-        <w:br/>
-        <w:t>Culture changes the very environment that minds have to survive in.</w:t>
-      </w:r>
-    </w:p>
-    <w:p>
-      <w:pPr>
-        <w:pStyle w:val="Heading1"/>
+        <w:pStyle w:val="Heading2"/>
         <w:ind w:left="0" w:right="0" w:firstLine="0"/>
         <w:jc w:val="center"/>
       </w:pPr>
@@ -583,6 +561,36 @@
       <w:r>
         <w:br/>
         <w:br/>
+        <w:t>In 1861, the explorers Robert Burke and William Wills tried to cross Australia without local knowledge.</w:t>
+      </w:r>
+      <w:r>
+        <w:br/>
+        <w:br/>
+        <w:t>They ran short of food and copied the seed cakes they saw local Aboriginal people make from a fern called nardoo, but skipped the careful preparation those people had learned over generations.</w:t>
+      </w:r>
+      <w:r>
+        <w:br/>
+        <w:br/>
+        <w:t>Badly prepared, the seeds rob the body of vitamin B1.</w:t>
+      </w:r>
+      <w:r>
+        <w:br/>
+        <w:br/>
+        <w:t>Both men died, while the people around them lived well on the same land.</w:t>
+      </w:r>
+      <w:r>
+        <w:br/>
+        <w:br/>
+        <w:t>No single genius had worked out how to prepare nardoo.</w:t>
+      </w:r>
+      <w:r>
+        <w:br/>
+        <w:br/>
+        <w:t>Generations of small discoveries had, each one passed down and improved.</w:t>
+      </w:r>
+      <w:r>
+        <w:br/>
+        <w:br/>
         <w:t>Analogy changes that.</w:t>
       </w:r>
       <w:r>
@@ -627,12 +635,12 @@
     </w:p>
     <w:p>
       <w:pPr>
-        <w:pStyle w:val="Heading1"/>
+        <w:pStyle w:val="Heading2"/>
         <w:ind w:left="0" w:right="0" w:firstLine="0"/>
         <w:jc w:val="center"/>
       </w:pPr>
       <w:r>
-        <w:t>Hofstadter and the Creative Mind</w:t>
+        <w:t>Creativity as Evolution in Miniature</w:t>
       </w:r>
     </w:p>
     <w:p>
@@ -641,12 +649,12 @@
         <w:jc w:val="center"/>
       </w:pPr>
       <w:r>
-        <w:t>Douglas Hofstadter spent his career asking how minds spot patterns and build analogies.</w:t>
+        <w:t>Hofstadter spent his career asking how minds spot patterns and build analogies.</w:t>
       </w:r>
       <w:r>
         <w:br/>
         <w:br/>
-        <w:t xml:space="preserve">He wrote a book called </w:t>
+        <w:t xml:space="preserve">In his 1995 book </w:t>
       </w:r>
       <w:r>
         <w:rPr>
@@ -655,12 +663,7 @@
         <w:t>Fluid Concepts and Creative Analogies</w:t>
       </w:r>
       <w:r>
-        <w:t>.</w:t>
-      </w:r>
-      <w:r>
-        <w:br/>
-        <w:br/>
-        <w:t>It explores how computer models can help explain human creativity and how we sort things into categories.</w:t>
+        <w:t>, he and his students described computer programs built to make analogies the way people do, such as one called Copycat that solves letter puzzles like “if abc becomes abd, what does ijk become?”</w:t>
       </w:r>
       <w:r>
         <w:br/>
@@ -687,23 +690,9 @@
         <w:br/>
         <w:t>It only needs to recombine what it already has.</w:t>
       </w:r>
-    </w:p>
-    <w:p>
-      <w:pPr>
-        <w:pStyle w:val="Heading1"/>
-        <w:ind w:left="0" w:right="0" w:firstLine="0"/>
-        <w:jc w:val="center"/>
-      </w:pPr>
       <w:r>
-        <w:t>Creativity Is Evolution With a Shorter Generation Time</w:t>
-      </w:r>
-    </w:p>
-    <w:p>
-      <w:pPr>
-        <w:ind w:left="0" w:right="0" w:firstLine="0"/>
-        <w:jc w:val="center"/>
-      </w:pPr>
-      <w:r>
+        <w:br/>
+        <w:br/>
         <w:t>Biological evolution changes populations across generations, which can take years or centuries.</w:t>
       </w:r>
       <w:r>
@@ -771,24 +760,10 @@
         <w:br/>
         <w:t>It never has to wait for a new generation to be born.</w:t>
       </w:r>
-    </w:p>
-    <w:p>
-      <w:pPr>
-        <w:pStyle w:val="Heading1"/>
-        <w:ind w:left="0" w:right="0" w:firstLine="0"/>
-        <w:jc w:val="center"/>
-      </w:pPr>
       <w:r>
-        <w:t>The Brain Becomes Its Own Laboratory</w:t>
-      </w:r>
-    </w:p>
-    <w:p>
-      <w:pPr>
-        <w:ind w:left="0" w:right="0" w:firstLine="0"/>
-        <w:jc w:val="center"/>
-      </w:pPr>
-      <w:r>
-        <w:t>Once an animal can imagine possibilities, it does not have to test every one of them out in the real world.</w:t>
+        <w:br/>
+        <w:br/>
+        <w:t>A creative brain also does not have to test every possibility out in the real world.</w:t>
       </w:r>
       <w:r>
         <w:br/>
@@ -833,12 +808,12 @@
     </w:p>
     <w:p>
       <w:pPr>
-        <w:pStyle w:val="Heading1"/>
+        <w:pStyle w:val="Heading2"/>
         <w:ind w:left="0" w:right="0" w:firstLine="0"/>
         <w:jc w:val="center"/>
       </w:pPr>
       <w:r>
-        <w:t>And Then Humans Start Simulating Other Humans</w:t>
+        <w:t>Minds Modeling Minds</w:t>
       </w:r>
     </w:p>
     <w:p>
@@ -894,23 +869,9 @@
         <w:br/>
         <w:t>We are running too many of these nested guesses at once.</w:t>
       </w:r>
-    </w:p>
-    <w:p>
-      <w:pPr>
-        <w:pStyle w:val="Heading1"/>
-        <w:ind w:left="0" w:right="0" w:firstLine="0"/>
-        <w:jc w:val="center"/>
-      </w:pPr>
       <w:r>
-        <w:t>Metamagical Social Life</w:t>
-      </w:r>
-    </w:p>
-    <w:p>
-      <w:pPr>
-        <w:ind w:left="0" w:right="0" w:firstLine="0"/>
-        <w:jc w:val="center"/>
-      </w:pPr>
-      <w:r>
+        <w:br/>
+        <w:br/>
         <w:t>Hofstadter's fascination with loops that fold back on themselves applies just as well to social life.</w:t>
       </w:r>
       <w:r>
@@ -953,23 +914,9 @@
         <w:br/>
         <w:t>Culture becomes one giant feedback system built out of many smaller feedback systems, like gears turning inside other gears.</w:t>
       </w:r>
-    </w:p>
-    <w:p>
-      <w:pPr>
-        <w:pStyle w:val="Heading1"/>
-        <w:ind w:left="0" w:right="0" w:firstLine="0"/>
-        <w:jc w:val="center"/>
-      </w:pPr>
       <w:r>
-        <w:t>Why Humor Works</w:t>
-      </w:r>
-    </w:p>
-    <w:p>
-      <w:pPr>
-        <w:ind w:left="0" w:right="0" w:firstLine="0"/>
-        <w:jc w:val="center"/>
-      </w:pPr>
-      <w:r>
+        <w:br/>
+        <w:br/>
         <w:t>Humor often depends on a sudden change of interpretation.</w:t>
       </w:r>
       <w:r>
@@ -1025,12 +972,12 @@
     </w:p>
     <w:p>
       <w:pPr>
-        <w:pStyle w:val="Heading1"/>
+        <w:pStyle w:val="Heading2"/>
         <w:ind w:left="0" w:right="0" w:firstLine="0"/>
         <w:jc w:val="center"/>
       </w:pPr>
       <w:r>
-        <w:t>Language as a Replicator</w:t>
+        <w:t>Catchy Is Not the Same as True</w:t>
       </w:r>
     </w:p>
     <w:p>
@@ -1083,11 +1030,6 @@
       <w:r>
         <w:br/>
         <w:br/>
-        <w:t>Unfortunately, a bad rumor can spread by exactly the same route.</w:t>
-      </w:r>
-      <w:r>
-        <w:br/>
-        <w:br/>
         <w:t>Culture therefore contains its own selection pressures.</w:t>
       </w:r>
       <w:r>
@@ -1105,23 +1047,14 @@
         <w:br/>
         <w:t>Evolution, cultural or biological, is not under any obligation to optimize for truth.</w:t>
       </w:r>
-    </w:p>
-    <w:p>
-      <w:pPr>
-        <w:pStyle w:val="Heading1"/>
-        <w:ind w:left="0" w:right="0" w:firstLine="0"/>
-        <w:jc w:val="center"/>
-      </w:pPr>
       <w:r>
-        <w:t>That Is a Slightly Terrifying Thought</w:t>
+        <w:br/>
+        <w:br/>
+        <w:t>That is a slightly terrifying thought.</w:t>
       </w:r>
-    </w:p>
-    <w:p>
-      <w:pPr>
-        <w:ind w:left="0" w:right="0" w:firstLine="0"/>
-        <w:jc w:val="center"/>
-      </w:pPr>
       <w:r>
+        <w:br/>
+        <w:br/>
         <w:t>A successful idea is not automatically a true idea.</w:t>
       </w:r>
       <w:r>
@@ -1132,27 +1065,7 @@
       <w:r>
         <w:br/>
         <w:br/>
-        <w:t>This matters enormously in human culture.</w:t>
-      </w:r>
-      <w:r>
-        <w:br/>
-        <w:br/>
-        <w:t>A false belief can reproduce.</w:t>
-      </w:r>
-      <w:r>
-        <w:br/>
-        <w:br/>
-        <w:t>A useful belief can reproduce.</w:t>
-      </w:r>
-      <w:r>
-        <w:br/>
-        <w:br/>
-        <w:t>A beautiful theory can reproduce.</w:t>
-      </w:r>
-      <w:r>
-        <w:br/>
-        <w:br/>
-        <w:t>A terrible rumor can reproduce.</w:t>
+        <w:t>A false belief and a terrible rumor can reproduce just as well as a useful belief or a beautiful theory.</w:t>
       </w:r>
       <w:r>
         <w:br/>
@@ -1164,24 +1077,35 @@
         <w:br/>
         <w:t>Truth has to be supplied by something extra: evidence, criticism, testing, and correction.</w:t>
       </w:r>
-    </w:p>
-    <w:p>
-      <w:pPr>
-        <w:pStyle w:val="Heading1"/>
-        <w:ind w:left="0" w:right="0" w:firstLine="0"/>
-        <w:jc w:val="center"/>
-      </w:pPr>
       <w:r>
-        <w:t>Science as Cultural Selection With Quality Control</w:t>
+        <w:br/>
+        <w:br/>
+        <w:t>Science adds a clever trick on top of ordinary cultural evolution.</w:t>
       </w:r>
-    </w:p>
-    <w:p>
-      <w:pPr>
-        <w:ind w:left="0" w:right="0" w:firstLine="0"/>
-        <w:jc w:val="center"/>
-      </w:pPr>
       <w:r>
-        <w:t>Science adds a clever trick on top of ordinary cultural evolution.</w:t>
+        <w:br/>
+        <w:br/>
+        <w:t>Take continental drift.</w:t>
+      </w:r>
+      <w:r>
+        <w:br/>
+        <w:br/>
+        <w:t>In 1912, the German scientist Alfred Wegener argued that the continents had once fit together and slowly moved apart.</w:t>
+      </w:r>
+      <w:r>
+        <w:br/>
+        <w:br/>
+        <w:t>The idea spread poorly, because he could not explain what pushed them.</w:t>
+      </w:r>
+      <w:r>
+        <w:br/>
+        <w:br/>
+        <w:t>In the 1950s and 1960s, maps of the magnetic stripes on the ocean floor showed the seafloor spreading, and within a few years the idea went from fringe to textbook.</w:t>
+      </w:r>
+      <w:r>
+        <w:br/>
+        <w:br/>
+        <w:t>It won because the evidence forced it to, not because it was catchy.</w:t>
       </w:r>
       <w:r>
         <w:br/>
@@ -1231,207 +1155,7 @@
     </w:p>
     <w:p>
       <w:pPr>
-        <w:pStyle w:val="Heading1"/>
-        <w:ind w:left="0" w:right="0" w:firstLine="0"/>
-        <w:jc w:val="center"/>
-      </w:pPr>
-      <w:r>
-        <w:t>The Strange Loop Becomes Collective</w:t>
-      </w:r>
-    </w:p>
-    <w:p>
-      <w:pPr>
-        <w:ind w:left="0" w:right="0" w:firstLine="0"/>
-        <w:jc w:val="center"/>
-      </w:pPr>
-      <w:r>
-        <w:t>One brain can model itself, thinking about its own thoughts.</w:t>
-      </w:r>
-      <w:r>
-        <w:br/>
-        <w:br/>
-        <w:t>A group can model itself too, developing a sense of its own identity.</w:t>
-      </w:r>
-      <w:r>
-        <w:br/>
-        <w:br/>
-        <w:t>A culture can even develop ideas about what a culture is.</w:t>
-      </w:r>
-      <w:r>
-        <w:br/>
-        <w:br/>
-        <w:t>Science can study science.</w:t>
-      </w:r>
-      <w:r>
-        <w:br/>
-        <w:br/>
-        <w:t>Psychology can study the human mind that is busy studying psychology.</w:t>
-      </w:r>
-      <w:r>
-        <w:br/>
-        <w:br/>
-        <w:t>Evolution can produce organisms that study evolution, which is exactly what you are doing by reading this sentence.</w:t>
-      </w:r>
-      <w:r>
-        <w:br/>
-        <w:br/>
-        <w:t xml:space="preserve">Hofstadter called this kind of self-watching loop a </w:t>
-      </w:r>
-      <w:r>
-        <w:rPr>
-          <w:b/>
-        </w:rPr>
-        <w:t>strange loop</w:t>
-      </w:r>
-      <w:r>
-        <w:t>.</w:t>
-      </w:r>
-      <w:r>
-        <w:br/>
-        <w:br/>
-        <w:t>A strange loop is a system that curves back around and ends up observing itself.</w:t>
-      </w:r>
-      <w:r>
-        <w:br/>
-        <w:br/>
-        <w:t>The loop is no longer trapped inside one skull.</w:t>
-      </w:r>
-      <w:r>
-        <w:br/>
-        <w:br/>
-        <w:t>It has become cultural, shared across millions of minds at once.</w:t>
-      </w:r>
-    </w:p>
-    <w:p>
-      <w:pPr>
-        <w:pStyle w:val="Heading1"/>
-        <w:ind w:left="0" w:right="0" w:firstLine="0"/>
-        <w:jc w:val="center"/>
-      </w:pPr>
-      <w:r>
-        <w:t>The Long Feedback Loop</w:t>
-      </w:r>
-    </w:p>
-    <w:p>
-      <w:pPr>
-        <w:ind w:left="0" w:right="0" w:firstLine="0"/>
-        <w:jc w:val="center"/>
-      </w:pPr>
-      <w:r>
-        <w:t>Genes build brains.</w:t>
-      </w:r>
-      <w:r>
-        <w:br/>
-        <w:br/>
-        <w:t>Brains create culture.</w:t>
-      </w:r>
-      <w:r>
-        <w:br/>
-        <w:br/>
-        <w:t>Culture changes environments.</w:t>
-      </w:r>
-      <w:r>
-        <w:br/>
-        <w:br/>
-        <w:t>Environments change the selection pressures that genes face.</w:t>
-      </w:r>
-      <w:r>
-        <w:br/>
-        <w:br/>
-        <w:t>Selection changes brains again.</w:t>
-      </w:r>
-      <w:r>
-        <w:br/>
-        <w:br/>
-        <w:t>Brains create new culture in response.</w:t>
-      </w:r>
-      <w:r>
-        <w:br/>
-        <w:br/>
-        <w:t>The loop keeps going.</w:t>
-      </w:r>
-      <w:r>
-        <w:br/>
-        <w:br/>
-        <w:t>This is not a neat circle with an obvious starting point.</w:t>
-      </w:r>
-      <w:r>
-        <w:br/>
-        <w:br/>
-        <w:t xml:space="preserve">It is a </w:t>
-      </w:r>
-      <w:r>
-        <w:rPr>
-          <w:b/>
-        </w:rPr>
-        <w:t>feedback loop</w:t>
-      </w:r>
-      <w:r>
-        <w:t>, a system where each output loops back around to become part of the next input.</w:t>
-      </w:r>
-      <w:r>
-        <w:br/>
-        <w:br/>
-        <w:t>Biological evolution and cultural evolution keep pushing on each other, neither one ever fully in charge.</w:t>
-      </w:r>
-    </w:p>
-    <w:p>
-      <w:pPr>
-        <w:pStyle w:val="Heading1"/>
-        <w:ind w:left="0" w:right="0" w:firstLine="0"/>
-        <w:jc w:val="center"/>
-      </w:pPr>
-      <w:r>
-        <w:t>What Evolution Built Without Planning</w:t>
-      </w:r>
-    </w:p>
-    <w:p>
-      <w:pPr>
-        <w:ind w:left="0" w:right="0" w:firstLine="0"/>
-        <w:jc w:val="center"/>
-      </w:pPr>
-      <w:r>
-        <w:t>Evolution did not plan language.</w:t>
-      </w:r>
-      <w:r>
-        <w:br/>
-        <w:br/>
-        <w:t>It did not plan mathematics.</w:t>
-      </w:r>
-      <w:r>
-        <w:br/>
-        <w:br/>
-        <w:t>It did not plan music.</w:t>
-      </w:r>
-      <w:r>
-        <w:br/>
-        <w:br/>
-        <w:t>It did not plan novels.</w:t>
-      </w:r>
-      <w:r>
-        <w:br/>
-        <w:br/>
-        <w:t>It certainly did not plan spreadsheets.</w:t>
-      </w:r>
-      <w:r>
-        <w:br/>
-        <w:br/>
-        <w:t>Yet once brains became capable of using symbols to stand for other things, all of that became possible anyway.</w:t>
-      </w:r>
-      <w:r>
-        <w:br/>
-        <w:br/>
-        <w:t>This is another lesson in emergence: simple pieces, combined, can produce abilities nobody designed on purpose.</w:t>
-      </w:r>
-      <w:r>
-        <w:br/>
-        <w:br/>
-        <w:t>Evolution can build general-purpose machinery whose later uses go far beyond whatever originally shaped it.</w:t>
-      </w:r>
-    </w:p>
-    <w:p>
-      <w:pPr>
-        <w:pStyle w:val="Heading1"/>
+        <w:pStyle w:val="Heading2"/>
         <w:ind w:left="0" w:right="0" w:firstLine="0"/>
         <w:jc w:val="center"/>
       </w:pPr>
@@ -1445,6 +1169,71 @@
         <w:jc w:val="center"/>
       </w:pPr>
       <w:r>
+        <w:t>One brain can model itself, thinking about its own thoughts.</w:t>
+      </w:r>
+      <w:r>
+        <w:br/>
+        <w:br/>
+        <w:t>A group can model itself too, developing a sense of its own identity.</w:t>
+      </w:r>
+      <w:r>
+        <w:br/>
+        <w:br/>
+        <w:t>A culture can even develop ideas about what a culture is.</w:t>
+      </w:r>
+      <w:r>
+        <w:br/>
+        <w:br/>
+        <w:t>Science can study science.</w:t>
+      </w:r>
+      <w:r>
+        <w:br/>
+        <w:br/>
+        <w:t>Psychology can study the human mind that is busy studying psychology.</w:t>
+      </w:r>
+      <w:r>
+        <w:br/>
+        <w:br/>
+        <w:t>Evolution can produce organisms that study evolution, which is exactly what you are doing by reading this sentence.</w:t>
+      </w:r>
+      <w:r>
+        <w:br/>
+        <w:br/>
+        <w:t>Hofstadter's strange loop, from the last chapter, is no longer trapped inside one skull.</w:t>
+      </w:r>
+      <w:r>
+        <w:br/>
+        <w:br/>
+        <w:t>It has become cultural, shared across millions of minds at once.</w:t>
+      </w:r>
+      <w:r>
+        <w:br/>
+        <w:br/>
+        <w:t>Evolution did not plan language, mathematics, music, or novels.</w:t>
+      </w:r>
+      <w:r>
+        <w:br/>
+        <w:br/>
+        <w:t>It certainly did not plan spreadsheets.</w:t>
+      </w:r>
+      <w:r>
+        <w:br/>
+        <w:br/>
+        <w:t>Yet once brains became capable of using symbols to stand for other things, all of that became possible anyway.</w:t>
+      </w:r>
+      <w:r>
+        <w:br/>
+        <w:br/>
+        <w:t>This is another lesson in emergence: simple pieces, combined, can produce abilities nobody designed on purpose.</w:t>
+      </w:r>
+      <w:r>
+        <w:br/>
+        <w:br/>
+        <w:t>Evolution can build general-purpose machinery whose later uses go far beyond whatever originally shaped it.</w:t>
+      </w:r>
+      <w:r>
+        <w:br/>
+        <w:br/>
         <w:t>A brain evolved to survive.</w:t>
       </w:r>
       <w:r>
@@ -1955,16 +1744,17 @@
     <w:pPr>
       <w:keepNext/>
       <w:keepLines/>
-      <w:spacing w:before="200" w:after="0"/>
+      <w:spacing w:before="480" w:after="0"/>
+      <w:jc w:val="center"/>
       <w:outlineLvl w:val="1"/>
     </w:pPr>
     <w:rPr>
-      <w:rFonts w:asciiTheme="majorHAnsi" w:eastAsiaTheme="majorEastAsia" w:hAnsiTheme="majorHAnsi" w:cstheme="majorBidi"/>
+      <w:rFonts w:ascii="Amazon Ember" w:hAnsi="Amazon Ember" w:cs="Amazon Ember"/>
       <w:b/>
       <w:bCs/>
-      <w:color w:val="4F81BD" w:themeColor="accent1"/>
-      <w:sz w:val="26"/>
-      <w:szCs w:val="26"/>
+      <w:color w:val="0000FF"/>
+      <w:sz w:val="36"/>
+      <w:szCs w:val="36"/>
     </w:rPr>
   </w:style>
   <w:style w:type="paragraph" w:styleId="Heading3">
@@ -2172,12 +1962,12 @@
     <w:uiPriority w:val="9"/>
     <w:rsid w:val="00FC693F"/>
     <w:rPr>
-      <w:rFonts w:asciiTheme="majorHAnsi" w:eastAsiaTheme="majorEastAsia" w:hAnsiTheme="majorHAnsi" w:cstheme="majorBidi"/>
+      <w:rFonts w:ascii="Amazon Ember" w:hAnsi="Amazon Ember" w:cs="Amazon Ember"/>
       <w:b/>
       <w:bCs/>
-      <w:color w:val="365F91" w:themeColor="accent1" w:themeShade="BF"/>
-      <w:sz w:val="28"/>
-      <w:szCs w:val="28"/>
+      <w:color w:val="0000FF"/>
+      <w:sz w:val="36"/>
+      <w:szCs w:val="36"/>
     </w:rPr>
   </w:style>
   <w:style w:type="character" w:customStyle="1" w:styleId="Heading2Char">
@@ -2187,12 +1977,12 @@
     <w:uiPriority w:val="9"/>
     <w:rsid w:val="00FC693F"/>
     <w:rPr>
-      <w:rFonts w:asciiTheme="majorHAnsi" w:eastAsiaTheme="majorEastAsia" w:hAnsiTheme="majorHAnsi" w:cstheme="majorBidi"/>
+      <w:rFonts w:ascii="Amazon Ember" w:hAnsi="Amazon Ember" w:cs="Amazon Ember"/>
       <w:b/>
       <w:bCs/>
-      <w:color w:val="4F81BD" w:themeColor="accent1"/>
-      <w:sz w:val="26"/>
-      <w:szCs w:val="26"/>
+      <w:color w:val="0000FF"/>
+      <w:sz w:val="36"/>
+      <w:szCs w:val="36"/>
     </w:rPr>
   </w:style>
   <w:style w:type="character" w:customStyle="1" w:styleId="Heading3Char">
@@ -13557,6 +13347,46 @@
         <w:shd w:val="clear" w:color="auto" w:fill="FBCAA2" w:themeFill="accent6" w:themeFillTint="7F"/>
       </w:tcPr>
     </w:tblStylePr>
+  </w:style>
+  <w:style w:type="paragraph" w:customStyle="1" w:styleId="ChapterLabel">
+    <w:name w:val="Chapter Label"/>
+    <w:basedOn w:val="Normal"/>
+    <w:next w:val="Normal"/>
+    <w:qFormat/>
+    <w:pPr>
+      <w:keepNext/>
+      <w:keepLines/>
+      <w:spacing w:before="480" w:after="0"/>
+      <w:jc w:val="center"/>
+    </w:pPr>
+    <w:rPr>
+      <w:rFonts w:ascii="Amazon Ember" w:hAnsi="Amazon Ember" w:cs="Amazon Ember"/>
+      <w:b/>
+      <w:bCs/>
+      <w:color w:val="0000FF"/>
+      <w:sz w:val="36"/>
+      <w:szCs w:val="36"/>
+    </w:rPr>
+  </w:style>
+  <w:style w:type="paragraph" w:customStyle="1" w:styleId="PartTitle">
+    <w:name w:val="Part Title"/>
+    <w:basedOn w:val="Normal"/>
+    <w:next w:val="Normal"/>
+    <w:qFormat/>
+    <w:pPr>
+      <w:keepNext/>
+      <w:keepLines/>
+      <w:spacing w:before="480" w:after="0"/>
+      <w:jc w:val="center"/>
+    </w:pPr>
+    <w:rPr>
+      <w:rFonts w:ascii="Amazon Ember" w:hAnsi="Amazon Ember" w:cs="Amazon Ember"/>
+      <w:b/>
+      <w:bCs/>
+      <w:color w:val="0000FF"/>
+      <w:sz w:val="36"/>
+      <w:szCs w:val="36"/>
+    </w:rPr>
   </w:style>
 </w:styles>
 </file>

--- a/Evolution/chapters/24 - Evolution, Analogy, Language and Culture - Hofstadter.docx
+++ b/Evolution/chapters/24 - Evolution, Analogy, Language and Culture - Hofstadter.docx
@@ -9,7 +9,7 @@
         <w:jc w:val="center"/>
       </w:pPr>
       <w:r>
-        <w:t>Life: Science for Everyone</w:t>
+        <w:t>Life: Evolution</w:t>
       </w:r>
     </w:p>
     <w:p>
